--- a/others/Firewall-Custom.docx
+++ b/others/Firewall-Custom.docx
@@ -2,12 +2,904 @@
 <file path=word/document2.xml><?xml version="1.0" encoding="utf-8"?>
 <w:document xmlns:wpc="http://schemas.microsoft.com/office/word/2010/wordprocessingCanvas" xmlns:mc="http://schemas.openxmlformats.org/markup-compatibility/2006" xmlns:o="urn:schemas-microsoft-com:office:office" xmlns:r="http://schemas.openxmlformats.org/officeDocument/2006/relationships" xmlns:m="http://schemas.openxmlformats.org/officeDocument/2006/math" xmlns:v="urn:schemas-microsoft-com:vml" xmlns:wp14="http://schemas.microsoft.com/office/word/2010/wordprocessingDrawing" xmlns:wp="http://schemas.openxmlformats.org/drawingml/2006/wordprocessingDrawing" xmlns:w10="urn:schemas-microsoft-com:office:word" xmlns:w="http://schemas.openxmlformats.org/wordprocessingml/2006/main" xmlns:w14="http://schemas.microsoft.com/office/word/2010/wordml" xmlns:w15="http://schemas.microsoft.com/office/word/2012/wordml" xmlns:wpg="http://schemas.microsoft.com/office/word/2010/wordprocessingGroup" xmlns:wpi="http://schemas.microsoft.com/office/word/2010/wordprocessingInk" xmlns:wne="http://schemas.microsoft.com/office/word/2006/wordml" xmlns:wps="http://schemas.microsoft.com/office/word/2010/wordprocessingShape" mc:Ignorable="w14 w15 wp14">
   <w:body>
-    <w:p xmlns:wp14="http://schemas.microsoft.com/office/word/2010/wordml" wp14:textId="77777777">
-      <w:bookmarkStart w:id="0" w:name="_GoBack"/>
-      <w:bookmarkEnd w:id="0"/>
+    <w:p>
+      <w:pPr>
+        <w:pStyle w:val="Normal"/>
+        <w:rPr>
+          <w:rFonts w:ascii="Calibri" w:hAnsi="Calibri" w:eastAsia="Calibri" w:cs="Calibri"/>
+          <w:b w:val="1"/>
+          <w:bCs w:val="1"/>
+          <w:noProof w:val="0"/>
+          <w:sz w:val="22"/>
+          <w:szCs w:val="22"/>
+          <w:lang w:val="en-US"/>
+        </w:rPr>
+      </w:pPr>
+      <w:r>
+        <w:rPr>
+          <w:rFonts w:ascii="Calibri" w:hAnsi="Calibri" w:eastAsia="Calibri" w:cs="Calibri"/>
+          <w:b w:val="1"/>
+          <w:bCs w:val="1"/>
+          <w:noProof w:val="0"/>
+          <w:sz w:val="22"/>
+          <w:szCs w:val="22"/>
+          <w:lang w:val="en-US"/>
+        </w:rPr>
+        <w:t xml:space="preserve"># Custom </w:t>
+      </w:r>
+      <w:proofErr w:type="spellStart"/>
+      <w:r>
+        <w:rPr>
+          <w:rFonts w:ascii="Calibri" w:hAnsi="Calibri" w:eastAsia="Calibri" w:cs="Calibri"/>
+          <w:b w:val="1"/>
+          <w:bCs w:val="1"/>
+          <w:noProof w:val="0"/>
+          <w:sz w:val="22"/>
+          <w:szCs w:val="22"/>
+          <w:lang w:val="en-US"/>
+        </w:rPr>
+        <w:t>Firewalld</w:t>
+      </w:r>
+      <w:proofErr w:type="spellEnd"/>
+      <w:r>
+        <w:rPr>
+          <w:rFonts w:ascii="Calibri" w:hAnsi="Calibri" w:eastAsia="Calibri" w:cs="Calibri"/>
+          <w:b w:val="1"/>
+          <w:bCs w:val="1"/>
+          <w:noProof w:val="0"/>
+          <w:sz w:val="22"/>
+          <w:szCs w:val="22"/>
+          <w:lang w:val="en-US"/>
+        </w:rPr>
+        <w:t xml:space="preserve"> Service</w:t>
+      </w:r>
+    </w:p>
+    <w:p>
+      <w:r>
+        <w:rPr>
+          <w:rFonts w:ascii="Calibri" w:hAnsi="Calibri" w:eastAsia="Calibri" w:cs="Calibri"/>
+          <w:noProof w:val="0"/>
+          <w:sz w:val="22"/>
+          <w:szCs w:val="22"/>
+          <w:lang w:val="en-US"/>
+        </w:rPr>
+        <w:t>cp /</w:t>
+      </w:r>
+      <w:proofErr w:type="spellStart"/>
+      <w:r>
+        <w:rPr>
+          <w:rFonts w:ascii="Calibri" w:hAnsi="Calibri" w:eastAsia="Calibri" w:cs="Calibri"/>
+          <w:noProof w:val="0"/>
+          <w:sz w:val="22"/>
+          <w:szCs w:val="22"/>
+          <w:lang w:val="en-US"/>
+        </w:rPr>
+        <w:t>usr</w:t>
+      </w:r>
+      <w:proofErr w:type="spellEnd"/>
+      <w:r>
+        <w:rPr>
+          <w:rFonts w:ascii="Calibri" w:hAnsi="Calibri" w:eastAsia="Calibri" w:cs="Calibri"/>
+          <w:noProof w:val="0"/>
+          <w:sz w:val="22"/>
+          <w:szCs w:val="22"/>
+          <w:lang w:val="en-US"/>
+        </w:rPr>
+        <w:t>/lib/</w:t>
+      </w:r>
+      <w:proofErr w:type="spellStart"/>
+      <w:r>
+        <w:rPr>
+          <w:rFonts w:ascii="Calibri" w:hAnsi="Calibri" w:eastAsia="Calibri" w:cs="Calibri"/>
+          <w:noProof w:val="0"/>
+          <w:sz w:val="22"/>
+          <w:szCs w:val="22"/>
+          <w:lang w:val="en-US"/>
+        </w:rPr>
+        <w:t>firewalld</w:t>
+      </w:r>
+      <w:proofErr w:type="spellEnd"/>
+      <w:r>
+        <w:rPr>
+          <w:rFonts w:ascii="Calibri" w:hAnsi="Calibri" w:eastAsia="Calibri" w:cs="Calibri"/>
+          <w:noProof w:val="0"/>
+          <w:sz w:val="22"/>
+          <w:szCs w:val="22"/>
+          <w:lang w:val="en-US"/>
+        </w:rPr>
+        <w:t>/services/ssh.xml /</w:t>
+      </w:r>
+      <w:proofErr w:type="spellStart"/>
+      <w:r>
+        <w:rPr>
+          <w:rFonts w:ascii="Calibri" w:hAnsi="Calibri" w:eastAsia="Calibri" w:cs="Calibri"/>
+          <w:noProof w:val="0"/>
+          <w:sz w:val="22"/>
+          <w:szCs w:val="22"/>
+          <w:lang w:val="en-US"/>
+        </w:rPr>
+        <w:t>etc</w:t>
+      </w:r>
+      <w:proofErr w:type="spellEnd"/>
+      <w:r>
+        <w:rPr>
+          <w:rFonts w:ascii="Calibri" w:hAnsi="Calibri" w:eastAsia="Calibri" w:cs="Calibri"/>
+          <w:noProof w:val="0"/>
+          <w:sz w:val="22"/>
+          <w:szCs w:val="22"/>
+          <w:lang w:val="en-US"/>
+        </w:rPr>
+        <w:t>/</w:t>
+      </w:r>
+      <w:proofErr w:type="spellStart"/>
+      <w:r>
+        <w:rPr>
+          <w:rFonts w:ascii="Calibri" w:hAnsi="Calibri" w:eastAsia="Calibri" w:cs="Calibri"/>
+          <w:noProof w:val="0"/>
+          <w:sz w:val="22"/>
+          <w:szCs w:val="22"/>
+          <w:lang w:val="en-US"/>
+        </w:rPr>
+        <w:t>firewalld</w:t>
+      </w:r>
+      <w:proofErr w:type="spellEnd"/>
+      <w:r>
+        <w:rPr>
+          <w:rFonts w:ascii="Calibri" w:hAnsi="Calibri" w:eastAsia="Calibri" w:cs="Calibri"/>
+          <w:noProof w:val="0"/>
+          <w:sz w:val="22"/>
+          <w:szCs w:val="22"/>
+          <w:lang w:val="en-US"/>
+        </w:rPr>
+        <w:t>/services</w:t>
+      </w:r>
+    </w:p>
+    <w:p>
+      <w:pPr>
+        <w:pStyle w:val="Normal"/>
+        <w:rPr>
+          <w:rFonts w:ascii="Calibri" w:hAnsi="Calibri" w:eastAsia="Calibri" w:cs="Calibri"/>
+          <w:noProof w:val="0"/>
+          <w:sz w:val="22"/>
+          <w:szCs w:val="22"/>
+          <w:lang w:val="en-US"/>
+        </w:rPr>
+      </w:pPr>
+      <w:r>
+        <w:rPr>
+          <w:rFonts w:ascii="Calibri" w:hAnsi="Calibri" w:eastAsia="Calibri" w:cs="Calibri"/>
+          <w:noProof w:val="0"/>
+          <w:sz w:val="22"/>
+          <w:szCs w:val="22"/>
+          <w:lang w:val="en-US"/>
+        </w:rPr>
+        <w:t>Vim /etc/firewalld/services/ssh.xml</w:t>
+      </w:r>
+    </w:p>
+    <w:p>
+      <w:pPr>
+        <w:pStyle w:val="Normal"/>
+      </w:pPr>
+      <w:r>
+        <w:rPr>
+          <w:rFonts w:ascii="Calibri" w:hAnsi="Calibri" w:eastAsia="Calibri" w:cs="Calibri"/>
+          <w:noProof w:val="0"/>
+          <w:sz w:val="22"/>
+          <w:szCs w:val="22"/>
+          <w:lang w:val="en-US"/>
+        </w:rPr>
+        <w:t># Modify the description setting to show that this is a modified service file.</w:t>
+      </w:r>
+    </w:p>
+    <w:p>
+      <w:pPr>
+        <w:pStyle w:val="Normal"/>
+      </w:pPr>
+      <w:r>
+        <w:rPr>
+          <w:rFonts w:ascii="Calibri" w:hAnsi="Calibri" w:eastAsia="Calibri" w:cs="Calibri"/>
+          <w:noProof w:val="0"/>
+          <w:sz w:val="22"/>
+          <w:szCs w:val="22"/>
+          <w:lang w:val="en-US"/>
+        </w:rPr>
+        <w:t>the port that is set to 22 to a new port (2022).</w:t>
+      </w:r>
+    </w:p>
+    <w:p>
+      <w:pPr>
+        <w:pStyle w:val="Normal"/>
+        <w:rPr>
+          <w:rFonts w:ascii="Calibri" w:hAnsi="Calibri" w:eastAsia="Calibri" w:cs="Calibri"/>
+          <w:b w:val="1"/>
+          <w:bCs w:val="1"/>
+          <w:noProof w:val="0"/>
+          <w:sz w:val="22"/>
+          <w:szCs w:val="22"/>
+          <w:lang w:val="en-US"/>
+        </w:rPr>
+      </w:pPr>
+      <w:r>
+        <w:rPr>
+          <w:rFonts w:ascii="Calibri" w:hAnsi="Calibri" w:eastAsia="Calibri" w:cs="Calibri"/>
+          <w:b w:val="1"/>
+          <w:bCs w:val="1"/>
+          <w:noProof w:val="0"/>
+          <w:sz w:val="22"/>
+          <w:szCs w:val="22"/>
+          <w:lang w:val="en-US"/>
+        </w:rPr>
+        <w:t># Save changes to disk and use</w:t>
+      </w:r>
+    </w:p>
+    <w:p>
+      <w:r>
+        <w:rPr>
+          <w:rFonts w:ascii="Calibri" w:hAnsi="Calibri" w:eastAsia="Calibri" w:cs="Calibri"/>
+          <w:noProof w:val="0"/>
+          <w:sz w:val="22"/>
+          <w:szCs w:val="22"/>
+          <w:lang w:val="en-US"/>
+        </w:rPr>
+        <w:t>mv /</w:t>
+      </w:r>
+      <w:proofErr w:type="spellStart"/>
+      <w:r>
+        <w:rPr>
+          <w:rFonts w:ascii="Calibri" w:hAnsi="Calibri" w:eastAsia="Calibri" w:cs="Calibri"/>
+          <w:noProof w:val="0"/>
+          <w:sz w:val="22"/>
+          <w:szCs w:val="22"/>
+          <w:lang w:val="en-US"/>
+        </w:rPr>
+        <w:t>etc</w:t>
+      </w:r>
+      <w:proofErr w:type="spellEnd"/>
+      <w:r>
+        <w:rPr>
+          <w:rFonts w:ascii="Calibri" w:hAnsi="Calibri" w:eastAsia="Calibri" w:cs="Calibri"/>
+          <w:noProof w:val="0"/>
+          <w:sz w:val="22"/>
+          <w:szCs w:val="22"/>
+          <w:lang w:val="en-US"/>
+        </w:rPr>
+        <w:t>/</w:t>
+      </w:r>
+      <w:proofErr w:type="spellStart"/>
+      <w:r>
+        <w:rPr>
+          <w:rFonts w:ascii="Calibri" w:hAnsi="Calibri" w:eastAsia="Calibri" w:cs="Calibri"/>
+          <w:noProof w:val="0"/>
+          <w:sz w:val="22"/>
+          <w:szCs w:val="22"/>
+          <w:lang w:val="en-US"/>
+        </w:rPr>
+        <w:t>firewalld</w:t>
+      </w:r>
+      <w:proofErr w:type="spellEnd"/>
+      <w:r>
+        <w:rPr>
+          <w:rFonts w:ascii="Calibri" w:hAnsi="Calibri" w:eastAsia="Calibri" w:cs="Calibri"/>
+          <w:noProof w:val="0"/>
+          <w:sz w:val="22"/>
+          <w:szCs w:val="22"/>
+          <w:lang w:val="en-US"/>
+        </w:rPr>
+        <w:t>/services/ssh.xml /</w:t>
+      </w:r>
+      <w:proofErr w:type="spellStart"/>
+      <w:r>
+        <w:rPr>
+          <w:rFonts w:ascii="Calibri" w:hAnsi="Calibri" w:eastAsia="Calibri" w:cs="Calibri"/>
+          <w:noProof w:val="0"/>
+          <w:sz w:val="22"/>
+          <w:szCs w:val="22"/>
+          <w:lang w:val="en-US"/>
+        </w:rPr>
+        <w:t>etc</w:t>
+      </w:r>
+      <w:proofErr w:type="spellEnd"/>
+      <w:r>
+        <w:rPr>
+          <w:rFonts w:ascii="Calibri" w:hAnsi="Calibri" w:eastAsia="Calibri" w:cs="Calibri"/>
+          <w:noProof w:val="0"/>
+          <w:sz w:val="22"/>
+          <w:szCs w:val="22"/>
+          <w:lang w:val="en-US"/>
+        </w:rPr>
+        <w:t>/</w:t>
+      </w:r>
+      <w:proofErr w:type="spellStart"/>
+      <w:r>
+        <w:rPr>
+          <w:rFonts w:ascii="Calibri" w:hAnsi="Calibri" w:eastAsia="Calibri" w:cs="Calibri"/>
+          <w:noProof w:val="0"/>
+          <w:sz w:val="22"/>
+          <w:szCs w:val="22"/>
+          <w:lang w:val="en-US"/>
+        </w:rPr>
+        <w:t>firewalld</w:t>
+      </w:r>
+      <w:proofErr w:type="spellEnd"/>
+      <w:r>
+        <w:rPr>
+          <w:rFonts w:ascii="Calibri" w:hAnsi="Calibri" w:eastAsia="Calibri" w:cs="Calibri"/>
+          <w:noProof w:val="0"/>
+          <w:sz w:val="22"/>
+          <w:szCs w:val="22"/>
+          <w:lang w:val="en-US"/>
+        </w:rPr>
+        <w:t>/services/ssh-custom.xml</w:t>
+      </w:r>
+    </w:p>
+    <w:p>
+      <w:pPr>
+        <w:pStyle w:val="Normal"/>
+        <w:rPr>
+          <w:rFonts w:ascii="Calibri" w:hAnsi="Calibri" w:eastAsia="Calibri" w:cs="Calibri"/>
+          <w:noProof w:val="0"/>
+          <w:sz w:val="22"/>
+          <w:szCs w:val="22"/>
+          <w:lang w:val="en-US"/>
+        </w:rPr>
+      </w:pPr>
+      <w:r>
+        <w:rPr>
+          <w:rFonts w:ascii="Calibri" w:hAnsi="Calibri" w:eastAsia="Calibri" w:cs="Calibri"/>
+          <w:noProof w:val="0"/>
+          <w:sz w:val="22"/>
+          <w:szCs w:val="22"/>
+          <w:lang w:val="en-US"/>
+        </w:rPr>
+        <w:t># Check the new service file if listed</w:t>
+      </w:r>
+    </w:p>
+    <w:p>
+      <w:pPr>
+        <w:pStyle w:val="Normal"/>
+      </w:pPr>
+      <w:r>
+        <w:rPr>
+          <w:rFonts w:ascii="Calibri" w:hAnsi="Calibri" w:eastAsia="Calibri" w:cs="Calibri"/>
+          <w:noProof w:val="0"/>
+          <w:sz w:val="22"/>
+          <w:szCs w:val="22"/>
+          <w:lang w:val="en-US"/>
+        </w:rPr>
+        <w:t>firewall-</w:t>
+      </w:r>
+      <w:proofErr w:type="spellStart"/>
+      <w:r>
+        <w:rPr>
+          <w:rFonts w:ascii="Calibri" w:hAnsi="Calibri" w:eastAsia="Calibri" w:cs="Calibri"/>
+          <w:noProof w:val="0"/>
+          <w:sz w:val="22"/>
+          <w:szCs w:val="22"/>
+          <w:lang w:val="en-US"/>
+        </w:rPr>
+        <w:t>cmd</w:t>
+      </w:r>
+      <w:proofErr w:type="spellEnd"/>
+      <w:r>
+        <w:rPr>
+          <w:rFonts w:ascii="Calibri" w:hAnsi="Calibri" w:eastAsia="Calibri" w:cs="Calibri"/>
+          <w:noProof w:val="0"/>
+          <w:sz w:val="22"/>
+          <w:szCs w:val="22"/>
+          <w:lang w:val="en-US"/>
+        </w:rPr>
+        <w:t xml:space="preserve"> --get-services</w:t>
+      </w:r>
+    </w:p>
+    <w:p>
+      <w:pPr>
+        <w:pStyle w:val="Normal"/>
+      </w:pPr>
+      <w:r>
+        <w:rPr>
+          <w:rFonts w:ascii="Calibri" w:hAnsi="Calibri" w:eastAsia="Calibri" w:cs="Calibri"/>
+          <w:noProof w:val="0"/>
+          <w:sz w:val="22"/>
+          <w:szCs w:val="22"/>
+          <w:lang w:val="en-US"/>
+        </w:rPr>
+        <w:t>firewall-cmd –reload</w:t>
+      </w:r>
+    </w:p>
+    <w:p>
+      <w:r>
+        <w:rPr>
+          <w:rFonts w:ascii="Calibri" w:hAnsi="Calibri" w:eastAsia="Calibri" w:cs="Calibri"/>
+          <w:noProof w:val="0"/>
+          <w:sz w:val="22"/>
+          <w:szCs w:val="22"/>
+          <w:lang w:val="en-US"/>
+        </w:rPr>
+        <w:t>firewall-</w:t>
+      </w:r>
+      <w:proofErr w:type="spellStart"/>
+      <w:r>
+        <w:rPr>
+          <w:rFonts w:ascii="Calibri" w:hAnsi="Calibri" w:eastAsia="Calibri" w:cs="Calibri"/>
+          <w:noProof w:val="0"/>
+          <w:sz w:val="22"/>
+          <w:szCs w:val="22"/>
+          <w:lang w:val="en-US"/>
+        </w:rPr>
+        <w:t>cmd</w:t>
+      </w:r>
+      <w:proofErr w:type="spellEnd"/>
+      <w:r>
+        <w:rPr>
+          <w:rFonts w:ascii="Calibri" w:hAnsi="Calibri" w:eastAsia="Calibri" w:cs="Calibri"/>
+          <w:noProof w:val="0"/>
+          <w:sz w:val="22"/>
+          <w:szCs w:val="22"/>
+          <w:lang w:val="en-US"/>
+        </w:rPr>
+        <w:t xml:space="preserve"> --add-service </w:t>
+      </w:r>
+      <w:proofErr w:type="spellStart"/>
+      <w:r>
+        <w:rPr>
+          <w:rFonts w:ascii="Calibri" w:hAnsi="Calibri" w:eastAsia="Calibri" w:cs="Calibri"/>
+          <w:noProof w:val="0"/>
+          <w:sz w:val="22"/>
+          <w:szCs w:val="22"/>
+          <w:lang w:val="en-US"/>
+        </w:rPr>
+        <w:t>ssh</w:t>
+      </w:r>
+      <w:proofErr w:type="spellEnd"/>
+      <w:r>
+        <w:rPr>
+          <w:rFonts w:ascii="Calibri" w:hAnsi="Calibri" w:eastAsia="Calibri" w:cs="Calibri"/>
+          <w:noProof w:val="0"/>
+          <w:sz w:val="22"/>
+          <w:szCs w:val="22"/>
+          <w:lang w:val="en-US"/>
+        </w:rPr>
+        <w:t>-custom --permanent; firewall-cmd –reload</w:t>
+      </w:r>
+    </w:p>
+    <w:p>
+      <w:pPr>
+        <w:pStyle w:val="Normal"/>
+        <w:rPr>
+          <w:rFonts w:ascii="Calibri" w:hAnsi="Calibri" w:eastAsia="Calibri" w:cs="Calibri"/>
+          <w:noProof w:val="0"/>
+          <w:sz w:val="22"/>
+          <w:szCs w:val="22"/>
+          <w:lang w:val="en-US"/>
+        </w:rPr>
+      </w:pPr>
+    </w:p>
+    <w:p>
+      <w:pPr>
+        <w:pStyle w:val="Normal"/>
+        <w:rPr>
+          <w:rFonts w:ascii="Calibri" w:hAnsi="Calibri" w:eastAsia="Calibri" w:cs="Calibri"/>
+          <w:noProof w:val="0"/>
+          <w:sz w:val="22"/>
+          <w:szCs w:val="22"/>
+          <w:lang w:val="en-US"/>
+        </w:rPr>
+      </w:pPr>
+    </w:p>
+    <w:p>
+      <w:pPr>
+        <w:pStyle w:val="Normal"/>
+        <w:rPr>
+          <w:rFonts w:ascii="Calibri" w:hAnsi="Calibri" w:eastAsia="Calibri" w:cs="Calibri"/>
+          <w:noProof w:val="0"/>
+          <w:sz w:val="22"/>
+          <w:szCs w:val="22"/>
+          <w:lang w:val="en-US"/>
+        </w:rPr>
+      </w:pPr>
+    </w:p>
+    <w:p>
+      <w:pPr>
+        <w:pStyle w:val="Normal"/>
+        <w:rPr>
+          <w:rFonts w:ascii="Calibri" w:hAnsi="Calibri" w:eastAsia="Calibri" w:cs="Calibri"/>
+          <w:b w:val="1"/>
+          <w:bCs w:val="1"/>
+          <w:noProof w:val="0"/>
+          <w:sz w:val="22"/>
+          <w:szCs w:val="22"/>
+          <w:lang w:val="en-US"/>
+        </w:rPr>
+      </w:pPr>
+      <w:r>
+        <w:rPr>
+          <w:rFonts w:ascii="Calibri" w:hAnsi="Calibri" w:eastAsia="Calibri" w:cs="Calibri"/>
+          <w:b w:val="1"/>
+          <w:bCs w:val="1"/>
+          <w:noProof w:val="0"/>
+          <w:sz w:val="22"/>
+          <w:szCs w:val="22"/>
+          <w:lang w:val="en-US"/>
+        </w:rPr>
+        <w:t># Rich rule</w:t>
+      </w:r>
+    </w:p>
+    <w:p>
+      <w:pPr>
+        <w:pStyle w:val="Normal"/>
+        <w:rPr>
+          <w:rFonts w:ascii="Calibri" w:hAnsi="Calibri" w:eastAsia="Calibri" w:cs="Calibri"/>
+          <w:noProof w:val="0"/>
+          <w:sz w:val="22"/>
+          <w:szCs w:val="22"/>
+          <w:lang w:val="en-US"/>
+        </w:rPr>
+      </w:pPr>
+      <w:r>
+        <w:rPr>
+          <w:rFonts w:ascii="Calibri" w:hAnsi="Calibri" w:eastAsia="Calibri" w:cs="Calibri"/>
+          <w:noProof w:val="0"/>
+          <w:sz w:val="22"/>
+          <w:szCs w:val="22"/>
+          <w:lang w:val="en-US"/>
+        </w:rPr>
+        <w:t>firewall-cmd --zone=</w:t>
+      </w:r>
+      <w:proofErr w:type="spellStart"/>
+      <w:r>
+        <w:rPr>
+          <w:rFonts w:ascii="Calibri" w:hAnsi="Calibri" w:eastAsia="Calibri" w:cs="Calibri"/>
+          <w:noProof w:val="0"/>
+          <w:sz w:val="22"/>
+          <w:szCs w:val="22"/>
+          <w:lang w:val="en-US"/>
+        </w:rPr>
+        <w:t>dmz</w:t>
+      </w:r>
+      <w:proofErr w:type="spellEnd"/>
+      <w:r>
+        <w:rPr>
+          <w:rFonts w:ascii="Calibri" w:hAnsi="Calibri" w:eastAsia="Calibri" w:cs="Calibri"/>
+          <w:noProof w:val="0"/>
+          <w:sz w:val="22"/>
+          <w:szCs w:val="22"/>
+          <w:lang w:val="en-US"/>
+        </w:rPr>
+        <w:t xml:space="preserve"> --add-rich-rule= ‘rule family=ipv4 source address=10.0.0.100/32 reject’ --timeout=60</w:t>
+      </w:r>
+    </w:p>
+    <w:p>
+      <w:pPr>
+        <w:rPr>
+          <w:rFonts w:ascii="Calibri" w:hAnsi="Calibri" w:eastAsia="Calibri" w:cs="Calibri"/>
+          <w:noProof w:val="0"/>
+          <w:sz w:val="22"/>
+          <w:szCs w:val="22"/>
+          <w:lang w:val="en-US"/>
+        </w:rPr>
+      </w:pPr>
+      <w:r>
+        <w:rPr>
+          <w:rFonts w:ascii="Calibri" w:hAnsi="Calibri" w:eastAsia="Calibri" w:cs="Calibri"/>
+          <w:noProof w:val="0"/>
+          <w:sz w:val="22"/>
+          <w:szCs w:val="22"/>
+          <w:lang w:val="en-US"/>
+        </w:rPr>
+        <w:t>firewall-</w:t>
+      </w:r>
+      <w:proofErr w:type="spellStart"/>
+      <w:r>
+        <w:rPr>
+          <w:rFonts w:ascii="Calibri" w:hAnsi="Calibri" w:eastAsia="Calibri" w:cs="Calibri"/>
+          <w:noProof w:val="0"/>
+          <w:sz w:val="22"/>
+          <w:szCs w:val="22"/>
+          <w:lang w:val="en-US"/>
+        </w:rPr>
+        <w:t>cmd</w:t>
+      </w:r>
+      <w:proofErr w:type="spellEnd"/>
+      <w:r>
+        <w:rPr>
+          <w:rFonts w:ascii="Calibri" w:hAnsi="Calibri" w:eastAsia="Calibri" w:cs="Calibri"/>
+          <w:noProof w:val="0"/>
+          <w:sz w:val="22"/>
+          <w:szCs w:val="22"/>
+          <w:lang w:val="en-US"/>
+        </w:rPr>
+        <w:t xml:space="preserve"> --add-rich-rule=’rule service name=http log limit value=3/m accept’ --zone=</w:t>
+      </w:r>
+      <w:proofErr w:type="spellStart"/>
+      <w:r>
+        <w:rPr>
+          <w:rFonts w:ascii="Calibri" w:hAnsi="Calibri" w:eastAsia="Calibri" w:cs="Calibri"/>
+          <w:noProof w:val="0"/>
+          <w:sz w:val="22"/>
+          <w:szCs w:val="22"/>
+          <w:lang w:val="en-US"/>
+        </w:rPr>
+        <w:t>dmz</w:t>
+      </w:r>
+      <w:proofErr w:type="spellEnd"/>
+    </w:p>
+    <w:p>
+      <w:r>
+        <w:rPr>
+          <w:rFonts w:ascii="Calibri" w:hAnsi="Calibri" w:eastAsia="Calibri" w:cs="Calibri"/>
+          <w:noProof w:val="0"/>
+          <w:sz w:val="22"/>
+          <w:szCs w:val="22"/>
+          <w:lang w:val="en-US"/>
+        </w:rPr>
+        <w:t>firewall-</w:t>
+      </w:r>
+      <w:proofErr w:type="spellStart"/>
+      <w:r>
+        <w:rPr>
+          <w:rFonts w:ascii="Calibri" w:hAnsi="Calibri" w:eastAsia="Calibri" w:cs="Calibri"/>
+          <w:noProof w:val="0"/>
+          <w:sz w:val="22"/>
+          <w:szCs w:val="22"/>
+          <w:lang w:val="en-US"/>
+        </w:rPr>
+        <w:t>cmd</w:t>
+      </w:r>
+      <w:proofErr w:type="spellEnd"/>
+      <w:r>
+        <w:rPr>
+          <w:rFonts w:ascii="Calibri" w:hAnsi="Calibri" w:eastAsia="Calibri" w:cs="Calibri"/>
+          <w:noProof w:val="0"/>
+          <w:sz w:val="22"/>
+          <w:szCs w:val="22"/>
+          <w:lang w:val="en-US"/>
+        </w:rPr>
+        <w:t xml:space="preserve"> --add-rich-rule=’rule protocol value=</w:t>
+      </w:r>
+      <w:proofErr w:type="spellStart"/>
+      <w:r>
+        <w:rPr>
+          <w:rFonts w:ascii="Calibri" w:hAnsi="Calibri" w:eastAsia="Calibri" w:cs="Calibri"/>
+          <w:noProof w:val="0"/>
+          <w:sz w:val="22"/>
+          <w:szCs w:val="22"/>
+          <w:lang w:val="en-US"/>
+        </w:rPr>
+        <w:t>icmp</w:t>
+      </w:r>
+      <w:proofErr w:type="spellEnd"/>
+      <w:r>
+        <w:rPr>
+          <w:rFonts w:ascii="Calibri" w:hAnsi="Calibri" w:eastAsia="Calibri" w:cs="Calibri"/>
+          <w:noProof w:val="0"/>
+          <w:sz w:val="22"/>
+          <w:szCs w:val="22"/>
+          <w:lang w:val="en-US"/>
+        </w:rPr>
+        <w:t xml:space="preserve"> accept’ --zone=</w:t>
+      </w:r>
+      <w:proofErr w:type="spellStart"/>
+      <w:r>
+        <w:rPr>
+          <w:rFonts w:ascii="Calibri" w:hAnsi="Calibri" w:eastAsia="Calibri" w:cs="Calibri"/>
+          <w:noProof w:val="0"/>
+          <w:sz w:val="22"/>
+          <w:szCs w:val="22"/>
+          <w:lang w:val="en-US"/>
+        </w:rPr>
+        <w:t>dmz</w:t>
+      </w:r>
+      <w:proofErr w:type="spellEnd"/>
+    </w:p>
+    <w:p>
+      <w:pPr>
+        <w:rPr>
+          <w:rFonts w:ascii="Calibri" w:hAnsi="Calibri" w:eastAsia="Calibri" w:cs="Calibri"/>
+          <w:noProof w:val="0"/>
+          <w:sz w:val="22"/>
+          <w:szCs w:val="22"/>
+          <w:lang w:val="en-US"/>
+        </w:rPr>
+      </w:pPr>
+      <w:r>
+        <w:rPr>
+          <w:rFonts w:ascii="Calibri" w:hAnsi="Calibri" w:eastAsia="Calibri" w:cs="Calibri"/>
+          <w:noProof w:val="0"/>
+          <w:sz w:val="22"/>
+          <w:szCs w:val="22"/>
+          <w:lang w:val="en-US"/>
+        </w:rPr>
+        <w:t>firewall-</w:t>
+      </w:r>
+      <w:proofErr w:type="spellStart"/>
+      <w:r>
+        <w:rPr>
+          <w:rFonts w:ascii="Calibri" w:hAnsi="Calibri" w:eastAsia="Calibri" w:cs="Calibri"/>
+          <w:noProof w:val="0"/>
+          <w:sz w:val="22"/>
+          <w:szCs w:val="22"/>
+          <w:lang w:val="en-US"/>
+        </w:rPr>
+        <w:t>cmd</w:t>
+      </w:r>
+      <w:proofErr w:type="spellEnd"/>
+      <w:r>
+        <w:rPr>
+          <w:rFonts w:ascii="Calibri" w:hAnsi="Calibri" w:eastAsia="Calibri" w:cs="Calibri"/>
+          <w:noProof w:val="0"/>
+          <w:sz w:val="22"/>
+          <w:szCs w:val="22"/>
+          <w:lang w:val="en-US"/>
+        </w:rPr>
+        <w:t xml:space="preserve"> --add-rich-rule=’rule family=ipv4 source address=10.0.0.0/24 port port=7900-7905 protocol=tcp accept’ --zone=</w:t>
+      </w:r>
+      <w:proofErr w:type="spellStart"/>
+      <w:r>
+        <w:rPr>
+          <w:rFonts w:ascii="Calibri" w:hAnsi="Calibri" w:eastAsia="Calibri" w:cs="Calibri"/>
+          <w:noProof w:val="0"/>
+          <w:sz w:val="22"/>
+          <w:szCs w:val="22"/>
+          <w:lang w:val="en-US"/>
+        </w:rPr>
+        <w:t>dmz</w:t>
+      </w:r>
+      <w:proofErr w:type="spellEnd"/>
+    </w:p>
+    <w:p>
+      <w:pPr>
+        <w:pStyle w:val="Normal"/>
+        <w:rPr>
+          <w:rFonts w:ascii="Calibri" w:hAnsi="Calibri" w:eastAsia="Calibri" w:cs="Calibri"/>
+          <w:noProof w:val="0"/>
+          <w:sz w:val="22"/>
+          <w:szCs w:val="22"/>
+          <w:lang w:val="en-US"/>
+        </w:rPr>
+      </w:pPr>
+      <w:r>
+        <w:rPr>
+          <w:rFonts w:ascii="Calibri" w:hAnsi="Calibri" w:eastAsia="Calibri" w:cs="Calibri"/>
+          <w:noProof w:val="0"/>
+          <w:sz w:val="22"/>
+          <w:szCs w:val="22"/>
+          <w:lang w:val="en-US"/>
+        </w:rPr>
+        <w:t xml:space="preserve"> firewall-</w:t>
+      </w:r>
+      <w:proofErr w:type="spellStart"/>
+      <w:r>
+        <w:rPr>
+          <w:rFonts w:ascii="Calibri" w:hAnsi="Calibri" w:eastAsia="Calibri" w:cs="Calibri"/>
+          <w:noProof w:val="0"/>
+          <w:sz w:val="22"/>
+          <w:szCs w:val="22"/>
+          <w:lang w:val="en-US"/>
+        </w:rPr>
+        <w:t>cmd</w:t>
+      </w:r>
+      <w:proofErr w:type="spellEnd"/>
+      <w:r>
+        <w:rPr>
+          <w:rFonts w:ascii="Calibri" w:hAnsi="Calibri" w:eastAsia="Calibri" w:cs="Calibri"/>
+          <w:noProof w:val="0"/>
+          <w:sz w:val="22"/>
+          <w:szCs w:val="22"/>
+          <w:lang w:val="en-US"/>
+        </w:rPr>
+        <w:t xml:space="preserve"> --list-all --zone=</w:t>
+      </w:r>
+      <w:proofErr w:type="spellStart"/>
+      <w:r>
+        <w:rPr>
+          <w:rFonts w:ascii="Calibri" w:hAnsi="Calibri" w:eastAsia="Calibri" w:cs="Calibri"/>
+          <w:noProof w:val="0"/>
+          <w:sz w:val="22"/>
+          <w:szCs w:val="22"/>
+          <w:lang w:val="en-US"/>
+        </w:rPr>
+        <w:t>dmz</w:t>
+      </w:r>
+      <w:proofErr w:type="spellEnd"/>
+    </w:p>
+    <w:p>
+      <w:pPr>
+        <w:pStyle w:val="Normal"/>
+        <w:rPr>
+          <w:rFonts w:ascii="Calibri" w:hAnsi="Calibri" w:eastAsia="Calibri" w:cs="Calibri"/>
+          <w:noProof w:val="0"/>
+          <w:sz w:val="22"/>
+          <w:szCs w:val="22"/>
+          <w:lang w:val="en-US"/>
+        </w:rPr>
+      </w:pPr>
+    </w:p>
+    <w:p>
+      <w:pPr>
+        <w:pStyle w:val="Normal"/>
+        <w:rPr>
+          <w:rFonts w:ascii="Calibri" w:hAnsi="Calibri" w:eastAsia="Calibri" w:cs="Calibri"/>
+          <w:b w:val="1"/>
+          <w:bCs w:val="1"/>
+          <w:noProof w:val="0"/>
+          <w:sz w:val="22"/>
+          <w:szCs w:val="22"/>
+          <w:lang w:val="en-US"/>
+        </w:rPr>
+      </w:pPr>
+      <w:r>
+        <w:rPr>
+          <w:rFonts w:ascii="Calibri" w:hAnsi="Calibri" w:eastAsia="Calibri" w:cs="Calibri"/>
+          <w:b w:val="1"/>
+          <w:bCs w:val="1"/>
+          <w:noProof w:val="0"/>
+          <w:sz w:val="22"/>
+          <w:szCs w:val="22"/>
+          <w:lang w:val="en-US"/>
+        </w:rPr>
+        <w:t># Port forwarding</w:t>
+      </w:r>
+    </w:p>
+    <w:p>
+      <w:pPr>
+        <w:rPr>
+          <w:rFonts w:ascii="Calibri" w:hAnsi="Calibri" w:eastAsia="Calibri" w:cs="Calibri"/>
+          <w:noProof w:val="0"/>
+          <w:sz w:val="22"/>
+          <w:szCs w:val="22"/>
+          <w:lang w:val="en-US"/>
+        </w:rPr>
+      </w:pPr>
+      <w:r>
+        <w:rPr>
+          <w:rFonts w:ascii="Calibri" w:hAnsi="Calibri" w:eastAsia="Calibri" w:cs="Calibri"/>
+          <w:noProof w:val="0"/>
+          <w:sz w:val="22"/>
+          <w:szCs w:val="22"/>
+          <w:lang w:val="en-US"/>
+        </w:rPr>
+        <w:t>firewall-</w:t>
+      </w:r>
+      <w:proofErr w:type="spellStart"/>
+      <w:r>
+        <w:rPr>
+          <w:rFonts w:ascii="Calibri" w:hAnsi="Calibri" w:eastAsia="Calibri" w:cs="Calibri"/>
+          <w:noProof w:val="0"/>
+          <w:sz w:val="22"/>
+          <w:szCs w:val="22"/>
+          <w:lang w:val="en-US"/>
+        </w:rPr>
+        <w:t>cmd</w:t>
+      </w:r>
+      <w:proofErr w:type="spellEnd"/>
+      <w:r>
+        <w:rPr>
+          <w:rFonts w:ascii="Calibri" w:hAnsi="Calibri" w:eastAsia="Calibri" w:cs="Calibri"/>
+          <w:noProof w:val="0"/>
+          <w:sz w:val="22"/>
+          <w:szCs w:val="22"/>
+          <w:lang w:val="en-US"/>
+        </w:rPr>
+        <w:t xml:space="preserve"> --add-forward-port=port=4404:proto=tcp:toport=22:toaddr=&lt;YOUR-IP-ADDRESS&gt;</w:t>
+      </w:r>
+    </w:p>
+    <w:p>
+      <w:pPr>
+        <w:pStyle w:val="Normal"/>
+      </w:pPr>
+      <w:r>
+        <w:rPr>
+          <w:rFonts w:ascii="Calibri" w:hAnsi="Calibri" w:eastAsia="Calibri" w:cs="Calibri"/>
+          <w:noProof w:val="0"/>
+          <w:sz w:val="22"/>
+          <w:szCs w:val="22"/>
+          <w:lang w:val="en-US"/>
+        </w:rPr>
+        <w:t>ssh -p 4404 server1</w:t>
+      </w:r>
     </w:p>
     <w:sectPr>
-      <w:pgSz w:w="12240" w:h="15840"/>
+      <w:pgSz w:w="12240" w:h="15840" w:orient="portrait"/>
       <w:pgMar w:top="1440" w:right="1440" w:bottom="1440" w:left="1440" w:header="720" w:footer="720" w:gutter="0"/>
       <w:cols w:space="720"/>
       <w:docGrid w:linePitch="360"/>
